--- a/labs/CPD6Lab.docx
+++ b/labs/CPD6Lab.docx
@@ -40,7 +40,7 @@
       <w:tblGrid>
         <w:gridCol w:w="2225"/>
         <w:gridCol w:w="2207"/>
-        <w:gridCol w:w="1808"/>
+        <w:gridCol w:w="1807"/>
         <w:gridCol w:w="3824"/>
       </w:tblGrid>
       <w:tr>
@@ -49,7 +49,7 @@
         </w:trPr>
         <w:tc>
           <w:tcPr>
-            <w:tcW w:w="10064" w:type="dxa"/>
+            <w:tcW w:w="10063" w:type="dxa"/>
             <w:gridSpan w:val="4"/>
             <w:tcBorders>
               <w:top w:val="single" w:sz="4" w:space="0" w:color="000000"/>
@@ -255,16 +255,7 @@
                 <w:sz w:val="28"/>
                 <w:szCs w:val="28"/>
               </w:rPr>
-              <w:t>Лабораторна робота №</w:t>
-            </w:r>
-            <w:r>
-              <w:rPr>
-                <w:rFonts w:eastAsia="Times New Roman" w:cs="Times New Roman" w:ascii="Times New Roman" w:hAnsi="Times New Roman"/>
-                <w:b/>
-                <w:sz w:val="28"/>
-                <w:szCs w:val="28"/>
-              </w:rPr>
-              <w:t>6</w:t>
+              <w:t>Лабораторна робота №6</w:t>
             </w:r>
           </w:p>
           <w:p>
@@ -303,7 +294,12 @@
               </w:rPr>
             </w:pPr>
             <w:r>
-              <w:rPr/>
+              <w:rPr>
+                <w:rFonts w:eastAsia="Times New Roman" w:cs="Times New Roman" w:ascii="Times New Roman" w:hAnsi="Times New Roman"/>
+                <w:b/>
+                <w:sz w:val="28"/>
+                <w:szCs w:val="28"/>
+              </w:rPr>
             </w:r>
           </w:p>
           <w:p>
@@ -439,7 +435,7 @@
         </w:tc>
         <w:tc>
           <w:tcPr>
-            <w:tcW w:w="1808" w:type="dxa"/>
+            <w:tcW w:w="1807" w:type="dxa"/>
             <w:tcBorders>
               <w:top w:val="single" w:sz="4" w:space="0" w:color="000000"/>
               <w:left w:val="single" w:sz="4" w:space="0" w:color="000000"/>
@@ -580,7 +576,7 @@
         </w:tc>
         <w:tc>
           <w:tcPr>
-            <w:tcW w:w="1808" w:type="dxa"/>
+            <w:tcW w:w="1807" w:type="dxa"/>
             <w:tcBorders>
               <w:top w:val="single" w:sz="4" w:space="0" w:color="000000"/>
               <w:left w:val="single" w:sz="4" w:space="0" w:color="000000"/>
@@ -712,7 +708,7 @@
         </w:tc>
         <w:tc>
           <w:tcPr>
-            <w:tcW w:w="1808" w:type="dxa"/>
+            <w:tcW w:w="1807" w:type="dxa"/>
             <w:vMerge w:val="restart"/>
             <w:tcBorders>
               <w:top w:val="single" w:sz="4" w:space="0" w:color="000000"/>
@@ -846,7 +842,7 @@
         </w:tc>
         <w:tc>
           <w:tcPr>
-            <w:tcW w:w="1808" w:type="dxa"/>
+            <w:tcW w:w="1807" w:type="dxa"/>
             <w:vMerge w:val="continue"/>
             <w:tcBorders>
               <w:top w:val="single" w:sz="4" w:space="0" w:color="000000"/>
@@ -917,7 +913,7 @@
         <w:trPr/>
         <w:tc>
           <w:tcPr>
-            <w:tcW w:w="10064" w:type="dxa"/>
+            <w:tcW w:w="10063" w:type="dxa"/>
             <w:gridSpan w:val="4"/>
             <w:tcBorders>
               <w:top w:val="single" w:sz="4" w:space="0" w:color="000000"/>
@@ -964,6 +960,7 @@
       <w:r>
         <w:rPr>
           <w:rFonts w:eastAsia="Times New Roman" w:cs="Times New Roman" w:ascii="Times New Roman" w:hAnsi="Times New Roman"/>
+          <w:b w:val="false"/>
         </w:rPr>
       </w:r>
     </w:p>
@@ -977,7 +974,6 @@
           <w:b w:val="false"/>
         </w:rPr>
       </w:pPr>
-      <w:bookmarkStart w:id="2" w:name="__DdeLink__630_740042261"/>
       <w:r>
         <w:rPr>
           <w:rFonts w:eastAsia="Times New Roman" w:cs="Times New Roman" w:ascii="Times New Roman" w:hAnsi="Times New Roman"/>
@@ -1149,14 +1145,29 @@
         </w:rPr>
       </w:pPr>
       <w:r>
+        <w:rPr/>
+      </w:r>
+    </w:p>
+    <w:p>
+      <w:pPr>
+        <w:pStyle w:val="normal1"/>
+        <w:spacing w:lineRule="auto" w:line="240" w:before="140" w:after="120"/>
+        <w:jc w:val="both"/>
+        <w:rPr>
+          <w:rFonts w:ascii="Times New Roman" w:hAnsi="Times New Roman" w:eastAsia="Times New Roman" w:cs="Times New Roman"/>
+          <w:b w:val="false"/>
+        </w:rPr>
+      </w:pPr>
+      <w:r>
         <w:rPr>
           <w:rFonts w:eastAsia="Times New Roman" w:cs="Times New Roman" w:ascii="Times New Roman" w:hAnsi="Times New Roman"/>
+          <w:b w:val="false"/>
         </w:rPr>
         <w:drawing>
           <wp:inline distT="0" distB="0" distL="0" distR="0">
-            <wp:extent cx="4733925" cy="3238500"/>
+            <wp:extent cx="4686300" cy="4933950"/>
             <wp:effectExtent l="0" t="0" r="0" b="0"/>
-            <wp:docPr id="1" name="Image2" descr=""/>
+            <wp:docPr id="1" name="Image3" descr=""/>
             <wp:cNvGraphicFramePr>
               <a:graphicFrameLocks xmlns:a="http://schemas.openxmlformats.org/drawingml/2006/main" noChangeAspect="1"/>
             </wp:cNvGraphicFramePr>
@@ -1164,13 +1175,138 @@
               <a:graphicData uri="http://schemas.openxmlformats.org/drawingml/2006/picture">
                 <pic:pic xmlns:pic="http://schemas.openxmlformats.org/drawingml/2006/picture">
                   <pic:nvPicPr>
-                    <pic:cNvPr id="1" name="Image2" descr=""/>
+                    <pic:cNvPr id="1" name="Image3" descr=""/>
                     <pic:cNvPicPr>
                       <a:picLocks noChangeAspect="1" noChangeArrowheads="1"/>
                     </pic:cNvPicPr>
                   </pic:nvPicPr>
                   <pic:blipFill>
                     <a:blip r:embed="rId2"/>
+                    <a:stretch>
+                      <a:fillRect/>
+                    </a:stretch>
+                  </pic:blipFill>
+                  <pic:spPr bwMode="auto">
+                    <a:xfrm>
+                      <a:off x="0" y="0"/>
+                      <a:ext cx="4686300" cy="4933950"/>
+                    </a:xfrm>
+                    <a:prstGeom prst="rect">
+                      <a:avLst/>
+                    </a:prstGeom>
+                    <a:noFill/>
+                  </pic:spPr>
+                </pic:pic>
+              </a:graphicData>
+            </a:graphic>
+          </wp:inline>
+        </w:drawing>
+      </w:r>
+    </w:p>
+    <w:p>
+      <w:pPr>
+        <w:pStyle w:val="normal1"/>
+        <w:spacing w:lineRule="auto" w:line="240" w:before="140" w:after="120"/>
+        <w:jc w:val="both"/>
+        <w:rPr>
+          <w:rFonts w:ascii="Times New Roman" w:hAnsi="Times New Roman" w:eastAsia="Times New Roman" w:cs="Times New Roman"/>
+          <w:b w:val="false"/>
+        </w:rPr>
+      </w:pPr>
+      <w:r>
+        <w:rPr>
+          <w:rFonts w:eastAsia="Times New Roman" w:cs="Times New Roman" w:ascii="Times New Roman" w:hAnsi="Times New Roman"/>
+          <w:b w:val="false"/>
+        </w:rPr>
+        <w:drawing>
+          <wp:inline distT="0" distB="0" distL="0" distR="0">
+            <wp:extent cx="6332220" cy="5249545"/>
+            <wp:effectExtent l="0" t="0" r="0" b="0"/>
+            <wp:docPr id="2" name="Image4" descr=""/>
+            <wp:cNvGraphicFramePr>
+              <a:graphicFrameLocks xmlns:a="http://schemas.openxmlformats.org/drawingml/2006/main" noChangeAspect="1"/>
+            </wp:cNvGraphicFramePr>
+            <a:graphic xmlns:a="http://schemas.openxmlformats.org/drawingml/2006/main">
+              <a:graphicData uri="http://schemas.openxmlformats.org/drawingml/2006/picture">
+                <pic:pic xmlns:pic="http://schemas.openxmlformats.org/drawingml/2006/picture">
+                  <pic:nvPicPr>
+                    <pic:cNvPr id="2" name="Image4" descr=""/>
+                    <pic:cNvPicPr>
+                      <a:picLocks noChangeAspect="1" noChangeArrowheads="1"/>
+                    </pic:cNvPicPr>
+                  </pic:nvPicPr>
+                  <pic:blipFill>
+                    <a:blip r:embed="rId3"/>
+                    <a:stretch>
+                      <a:fillRect/>
+                    </a:stretch>
+                  </pic:blipFill>
+                  <pic:spPr bwMode="auto">
+                    <a:xfrm>
+                      <a:off x="0" y="0"/>
+                      <a:ext cx="6332220" cy="5249545"/>
+                    </a:xfrm>
+                    <a:prstGeom prst="rect">
+                      <a:avLst/>
+                    </a:prstGeom>
+                    <a:noFill/>
+                  </pic:spPr>
+                </pic:pic>
+              </a:graphicData>
+            </a:graphic>
+          </wp:inline>
+        </w:drawing>
+      </w:r>
+    </w:p>
+    <w:p>
+      <w:pPr>
+        <w:pStyle w:val="normal1"/>
+        <w:spacing w:lineRule="auto" w:line="240" w:before="140" w:after="120"/>
+        <w:jc w:val="both"/>
+        <w:rPr>
+          <w:rFonts w:ascii="Times New Roman" w:hAnsi="Times New Roman" w:eastAsia="Times New Roman" w:cs="Times New Roman"/>
+          <w:b w:val="false"/>
+        </w:rPr>
+      </w:pPr>
+      <w:r>
+        <w:rPr>
+          <w:rFonts w:eastAsia="Times New Roman" w:cs="Times New Roman" w:ascii="Times New Roman" w:hAnsi="Times New Roman"/>
+          <w:b w:val="false"/>
+        </w:rPr>
+        <w:t>Створюємо рахунок, привалідації рахунку створюемо 5 потоків, кожному потоку даємо рандомну задачу, зняття або повнення, та логуємо все у текстове поле під кнопками застосунку. ( інтервал 500 мс просто так, щоб було краще видно одночасність потоків )</w:t>
+      </w:r>
+    </w:p>
+    <w:p>
+      <w:pPr>
+        <w:pStyle w:val="normal1"/>
+        <w:spacing w:lineRule="auto" w:line="240" w:before="140" w:after="120"/>
+        <w:jc w:val="both"/>
+        <w:rPr>
+          <w:rFonts w:ascii="Times New Roman" w:hAnsi="Times New Roman" w:eastAsia="Times New Roman" w:cs="Times New Roman"/>
+          <w:b w:val="false"/>
+        </w:rPr>
+      </w:pPr>
+      <w:r>
+        <w:rPr/>
+        <w:drawing>
+          <wp:inline distT="0" distB="0" distL="0" distR="0">
+            <wp:extent cx="4733925" cy="3238500"/>
+            <wp:effectExtent l="0" t="0" r="0" b="0"/>
+            <wp:docPr id="3" name="Image2" descr=""/>
+            <wp:cNvGraphicFramePr>
+              <a:graphicFrameLocks xmlns:a="http://schemas.openxmlformats.org/drawingml/2006/main" noChangeAspect="1"/>
+            </wp:cNvGraphicFramePr>
+            <a:graphic xmlns:a="http://schemas.openxmlformats.org/drawingml/2006/main">
+              <a:graphicData uri="http://schemas.openxmlformats.org/drawingml/2006/picture">
+                <pic:pic xmlns:pic="http://schemas.openxmlformats.org/drawingml/2006/picture">
+                  <pic:nvPicPr>
+                    <pic:cNvPr id="3" name="Image2" descr=""/>
+                    <pic:cNvPicPr>
+                      <a:picLocks noChangeAspect="1" noChangeArrowheads="1"/>
+                    </pic:cNvPicPr>
+                  </pic:nvPicPr>
+                  <pic:blipFill>
+                    <a:blip r:embed="rId4"/>
                     <a:stretch>
                       <a:fillRect/>
                     </a:stretch>
@@ -1219,14 +1355,14 @@
           <w:b w:val="false"/>
         </w:rPr>
       </w:pPr>
-      <w:bookmarkStart w:id="3" w:name="__DdeLink__630_740042261"/>
+      <w:bookmarkStart w:id="2" w:name="__DdeLink__630_740042261"/>
       <w:r>
         <w:rPr>
           <w:rFonts w:eastAsia="Times New Roman" w:cs="Times New Roman" w:ascii="Times New Roman" w:hAnsi="Times New Roman"/>
         </w:rPr>
         <w:t>програма повинна виконувати логування всіх операцій.</w:t>
       </w:r>
-      <w:bookmarkEnd w:id="3"/>
+      <w:bookmarkEnd w:id="2"/>
     </w:p>
     <w:p>
       <w:pPr>
@@ -1239,14 +1375,12 @@
         </w:rPr>
       </w:pPr>
       <w:r>
-        <w:rPr>
-          <w:rFonts w:eastAsia="Times New Roman" w:cs="Times New Roman" w:ascii="Times New Roman" w:hAnsi="Times New Roman"/>
-        </w:rPr>
+        <w:rPr/>
         <w:drawing>
           <wp:inline distT="0" distB="0" distL="0" distR="0">
             <wp:extent cx="6332220" cy="3075305"/>
             <wp:effectExtent l="0" t="0" r="0" b="0"/>
-            <wp:docPr id="2" name="Image1" descr=""/>
+            <wp:docPr id="4" name="Image1" descr=""/>
             <wp:cNvGraphicFramePr>
               <a:graphicFrameLocks xmlns:a="http://schemas.openxmlformats.org/drawingml/2006/main" noChangeAspect="1"/>
             </wp:cNvGraphicFramePr>
@@ -1254,13 +1388,13 @@
               <a:graphicData uri="http://schemas.openxmlformats.org/drawingml/2006/picture">
                 <pic:pic xmlns:pic="http://schemas.openxmlformats.org/drawingml/2006/picture">
                   <pic:nvPicPr>
-                    <pic:cNvPr id="2" name="Image1" descr=""/>
+                    <pic:cNvPr id="4" name="Image1" descr=""/>
                     <pic:cNvPicPr>
                       <a:picLocks noChangeAspect="1" noChangeArrowheads="1"/>
                     </pic:cNvPicPr>
                   </pic:nvPicPr>
                   <pic:blipFill>
-                    <a:blip r:embed="rId3"/>
+                    <a:blip r:embed="rId5"/>
                     <a:stretch>
                       <a:fillRect/>
                     </a:stretch>
@@ -1314,10 +1448,9 @@
         <w:pStyle w:val="BodyText"/>
         <w:numPr>
           <w:ilvl w:val="0"/>
-          <w:numId w:val="2"/>
+          <w:numId w:val="3"/>
         </w:numPr>
         <w:tabs>
-          <w:tab w:val="clear" w:pos="709"/>
           <w:tab w:val="left" w:pos="709" w:leader="none"/>
         </w:tabs>
         <w:bidi w:val="0"/>
@@ -1342,10 +1475,9 @@
         <w:pStyle w:val="BodyText"/>
         <w:numPr>
           <w:ilvl w:val="0"/>
-          <w:numId w:val="2"/>
+          <w:numId w:val="3"/>
         </w:numPr>
         <w:tabs>
-          <w:tab w:val="clear" w:pos="709"/>
           <w:tab w:val="left" w:pos="709" w:leader="none"/>
         </w:tabs>
         <w:bidi w:val="0"/>
@@ -1370,7 +1502,7 @@
         <w:pStyle w:val="BodyText"/>
         <w:numPr>
           <w:ilvl w:val="1"/>
-          <w:numId w:val="2"/>
+          <w:numId w:val="3"/>
         </w:numPr>
         <w:tabs>
           <w:tab w:val="clear" w:pos="709"/>
@@ -1392,7 +1524,7 @@
         <w:pStyle w:val="BodyText"/>
         <w:numPr>
           <w:ilvl w:val="1"/>
-          <w:numId w:val="2"/>
+          <w:numId w:val="3"/>
         </w:numPr>
         <w:tabs>
           <w:tab w:val="clear" w:pos="709"/>
@@ -1414,7 +1546,7 @@
         <w:pStyle w:val="BodyText"/>
         <w:numPr>
           <w:ilvl w:val="1"/>
-          <w:numId w:val="2"/>
+          <w:numId w:val="3"/>
         </w:numPr>
         <w:tabs>
           <w:tab w:val="clear" w:pos="709"/>
@@ -1436,7 +1568,7 @@
         <w:pStyle w:val="BodyText"/>
         <w:numPr>
           <w:ilvl w:val="1"/>
-          <w:numId w:val="2"/>
+          <w:numId w:val="3"/>
         </w:numPr>
         <w:tabs>
           <w:tab w:val="clear" w:pos="709"/>
@@ -1458,10 +1590,9 @@
         <w:pStyle w:val="BodyText"/>
         <w:numPr>
           <w:ilvl w:val="0"/>
-          <w:numId w:val="2"/>
+          <w:numId w:val="3"/>
         </w:numPr>
         <w:tabs>
-          <w:tab w:val="clear" w:pos="709"/>
           <w:tab w:val="left" w:pos="709" w:leader="none"/>
         </w:tabs>
         <w:bidi w:val="0"/>
@@ -1486,10 +1617,9 @@
         <w:pStyle w:val="BodyText"/>
         <w:numPr>
           <w:ilvl w:val="0"/>
-          <w:numId w:val="2"/>
+          <w:numId w:val="3"/>
         </w:numPr>
         <w:tabs>
-          <w:tab w:val="clear" w:pos="709"/>
           <w:tab w:val="left" w:pos="709" w:leader="none"/>
         </w:tabs>
         <w:bidi w:val="0"/>
@@ -1514,10 +1644,9 @@
         <w:pStyle w:val="BodyText"/>
         <w:numPr>
           <w:ilvl w:val="0"/>
-          <w:numId w:val="2"/>
+          <w:numId w:val="3"/>
         </w:numPr>
         <w:tabs>
-          <w:tab w:val="clear" w:pos="709"/>
           <w:tab w:val="left" w:pos="709" w:leader="none"/>
         </w:tabs>
         <w:bidi w:val="0"/>
@@ -1549,6 +1678,7 @@
       <w:r>
         <w:rPr>
           <w:rFonts w:eastAsia="Times New Roman" w:cs="Times New Roman" w:ascii="Times New Roman" w:hAnsi="Times New Roman"/>
+          <w:b w:val="false"/>
         </w:rPr>
       </w:r>
     </w:p>
@@ -1559,6 +1689,7 @@
       <w:pgNumType w:start="1" w:fmt="decimal"/>
       <w:formProt w:val="false"/>
       <w:textDirection w:val="lrTb"/>
+      <w:docGrid w:type="default" w:linePitch="100" w:charSpace="0"/>
     </w:sectPr>
   </w:body>
 </w:document>
@@ -1608,7 +1739,6 @@
     </w:lvl>
     <w:lvl w:ilvl="3">
       <w:start w:val="1"/>
-      <w:pStyle w:val="Heading4"/>
       <w:numFmt w:val="none"/>
       <w:suff w:val="nothing"/>
       <w:lvlText w:val=""/>
@@ -1687,6 +1817,134 @@
     </w:lvl>
   </w:abstractNum>
   <w:abstractNum w:abstractNumId="2">
+    <w:lvl w:ilvl="0">
+      <w:start w:val="1"/>
+      <w:numFmt w:val="none"/>
+      <w:suff w:val="nothing"/>
+      <w:lvlText w:val=""/>
+      <w:lvlJc w:val="left"/>
+      <w:pPr>
+        <w:tabs>
+          <w:tab w:val="num" w:pos="0"/>
+        </w:tabs>
+        <w:ind w:left="0" w:hanging="0"/>
+      </w:pPr>
+      <w:rPr/>
+    </w:lvl>
+    <w:lvl w:ilvl="1">
+      <w:start w:val="1"/>
+      <w:numFmt w:val="none"/>
+      <w:suff w:val="nothing"/>
+      <w:lvlText w:val=""/>
+      <w:lvlJc w:val="left"/>
+      <w:pPr>
+        <w:tabs>
+          <w:tab w:val="num" w:pos="0"/>
+        </w:tabs>
+        <w:ind w:left="0" w:hanging="0"/>
+      </w:pPr>
+      <w:rPr/>
+    </w:lvl>
+    <w:lvl w:ilvl="2">
+      <w:start w:val="1"/>
+      <w:numFmt w:val="none"/>
+      <w:suff w:val="nothing"/>
+      <w:lvlText w:val=""/>
+      <w:lvlJc w:val="left"/>
+      <w:pPr>
+        <w:tabs>
+          <w:tab w:val="num" w:pos="0"/>
+        </w:tabs>
+        <w:ind w:left="0" w:hanging="0"/>
+      </w:pPr>
+      <w:rPr/>
+    </w:lvl>
+    <w:lvl w:ilvl="3">
+      <w:start w:val="1"/>
+      <w:numFmt w:val="none"/>
+      <w:suff w:val="nothing"/>
+      <w:lvlText w:val=""/>
+      <w:lvlJc w:val="left"/>
+      <w:pPr>
+        <w:tabs>
+          <w:tab w:val="num" w:pos="0"/>
+        </w:tabs>
+        <w:ind w:left="0" w:hanging="0"/>
+      </w:pPr>
+      <w:rPr/>
+    </w:lvl>
+    <w:lvl w:ilvl="4">
+      <w:start w:val="1"/>
+      <w:numFmt w:val="none"/>
+      <w:suff w:val="nothing"/>
+      <w:lvlText w:val=""/>
+      <w:lvlJc w:val="left"/>
+      <w:pPr>
+        <w:tabs>
+          <w:tab w:val="num" w:pos="0"/>
+        </w:tabs>
+        <w:ind w:left="0" w:hanging="0"/>
+      </w:pPr>
+      <w:rPr/>
+    </w:lvl>
+    <w:lvl w:ilvl="5">
+      <w:start w:val="1"/>
+      <w:numFmt w:val="none"/>
+      <w:suff w:val="nothing"/>
+      <w:lvlText w:val=""/>
+      <w:lvlJc w:val="left"/>
+      <w:pPr>
+        <w:tabs>
+          <w:tab w:val="num" w:pos="0"/>
+        </w:tabs>
+        <w:ind w:left="0" w:hanging="0"/>
+      </w:pPr>
+      <w:rPr/>
+    </w:lvl>
+    <w:lvl w:ilvl="6">
+      <w:start w:val="1"/>
+      <w:numFmt w:val="none"/>
+      <w:suff w:val="nothing"/>
+      <w:lvlText w:val=""/>
+      <w:lvlJc w:val="left"/>
+      <w:pPr>
+        <w:tabs>
+          <w:tab w:val="num" w:pos="0"/>
+        </w:tabs>
+        <w:ind w:left="0" w:hanging="0"/>
+      </w:pPr>
+      <w:rPr/>
+    </w:lvl>
+    <w:lvl w:ilvl="7">
+      <w:start w:val="1"/>
+      <w:numFmt w:val="none"/>
+      <w:suff w:val="nothing"/>
+      <w:lvlText w:val=""/>
+      <w:lvlJc w:val="left"/>
+      <w:pPr>
+        <w:tabs>
+          <w:tab w:val="num" w:pos="0"/>
+        </w:tabs>
+        <w:ind w:left="0" w:hanging="0"/>
+      </w:pPr>
+      <w:rPr/>
+    </w:lvl>
+    <w:lvl w:ilvl="8">
+      <w:start w:val="1"/>
+      <w:numFmt w:val="none"/>
+      <w:suff w:val="nothing"/>
+      <w:lvlText w:val=""/>
+      <w:lvlJc w:val="left"/>
+      <w:pPr>
+        <w:tabs>
+          <w:tab w:val="num" w:pos="0"/>
+        </w:tabs>
+        <w:ind w:left="0" w:hanging="0"/>
+      </w:pPr>
+      <w:rPr/>
+    </w:lvl>
+  </w:abstractNum>
+  <w:abstractNum w:abstractNumId="3">
     <w:lvl w:ilvl="0">
       <w:start w:val="1"/>
       <w:numFmt w:val="decimal"/>
@@ -1826,6 +2084,9 @@
   </w:num>
   <w:num w:numId="2">
     <w:abstractNumId w:val="2"/>
+  </w:num>
+  <w:num w:numId="3">
+    <w:abstractNumId w:val="3"/>
   </w:num>
 </w:numbering>
 </file>
@@ -1844,7 +2105,6 @@
     </w:rPrDefault>
     <w:pPrDefault>
       <w:pPr>
-        <w:widowControl/>
         <w:suppressAutoHyphens w:val="true"/>
       </w:pPr>
     </w:pPrDefault>
@@ -1854,7 +2114,10 @@
     <w:qFormat/>
     <w:pPr>
       <w:widowControl/>
+      <w:suppressAutoHyphens w:val="true"/>
       <w:bidi w:val="0"/>
+      <w:spacing w:before="0" w:after="0"/>
+      <w:jc w:val="left"/>
     </w:pPr>
     <w:rPr>
       <w:rFonts w:ascii="Noto Serif" w:hAnsi="Noto Serif" w:eastAsia="Noto Sans" w:cs="FreeSans"/>
@@ -1907,7 +2170,7 @@
     <w:pPr>
       <w:numPr>
         <w:ilvl w:val="3"/>
-        <w:numId w:val="1"/>
+        <w:numId w:val="2"/>
       </w:numPr>
       <w:spacing w:before="120" w:after="120"/>
       <w:outlineLvl w:val="3"/>
@@ -2003,6 +2266,7 @@
     <w:qFormat/>
     <w:pPr>
       <w:widowControl/>
+      <w:suppressAutoHyphens w:val="true"/>
       <w:bidi w:val="0"/>
       <w:spacing w:before="0" w:after="0"/>
       <w:jc w:val="left"/>
@@ -2021,7 +2285,10 @@
     <w:qFormat/>
     <w:pPr>
       <w:widowControl/>
+      <w:suppressAutoHyphens w:val="true"/>
       <w:bidi w:val="0"/>
+      <w:spacing w:before="0" w:after="0"/>
+      <w:jc w:val="left"/>
     </w:pPr>
     <w:rPr>
       <w:rFonts w:ascii="Noto Serif" w:hAnsi="Noto Serif" w:eastAsia="Noto Sans" w:cs="Symbol"/>
